--- a/a7/packages/A7 Unit 3 - Exponents and Scientific Notation/Lessons/3.05/A7 3.05 Applying Exponent Laws - Lesson Plan.docx
+++ b/a7/packages/A7 Unit 3 - Exponents and Scientific Notation/Lessons/3.05/A7 3.05 Applying Exponent Laws - Lesson Plan.docx
@@ -1623,7 +1623,7 @@
                 <w:color w:val="1A1A1A"/>
                 <w:sz w:val="19"/>
               </w:rPr>
-              <w:t>Post the target; say the 'today' line and nothing else yet.</w:t>
+              <w:t>Post the target; say the one line the Teacher's Edition gives for it, and nothing else yet.</w:t>
             </w:r>
           </w:p>
         </w:tc>

--- a/a7/packages/A7 Unit 3 - Exponents and Scientific Notation/Lessons/3.05/A7 3.05 Applying Exponent Laws - Lesson Plan.docx
+++ b/a7/packages/A7 Unit 3 - Exponents and Scientific Notation/Lessons/3.05/A7 3.05 Applying Exponent Laws - Lesson Plan.docx
@@ -5576,7 +5576,7 @@
                 <w:color w:val="1A1A1A"/>
                 <w:sz w:val="21"/>
               </w:rPr>
-              <w:t xml:space="preserve">  Flip is the word. Say 'flip the fraction, drop the minus' on every board, and keep 2/3 → 3/2 written up as the picture of what flip means.</w:t>
+              <w:t xml:space="preserve">  Flip is the word. Say 'flip the fraction, drop the minus' on every board, and keep '2/3 flips to 3/2' written up as the picture of what flip means.</w:t>
             </w:r>
           </w:p>
           <w:p>

--- a/a7/packages/A7 Unit 3 - Exponents and Scientific Notation/Lessons/3.05/A7 3.05 Applying Exponent Laws - Lesson Plan.docx
+++ b/a7/packages/A7 Unit 3 - Exponents and Scientific Notation/Lessons/3.05/A7 3.05 Applying Exponent Laws - Lesson Plan.docx
@@ -1037,7 +1037,7 @@
                 <w:color w:val="1A1A1A"/>
                 <w:sz w:val="20"/>
               </w:rPr>
-              <w:t>Board 5 — when the room splits between (−8/7)</w:t>
+              <w:t>Board 5 — when the room splits between (−10/7)</w:t>
             </w:r>
             <w:r>
               <w:rPr>
@@ -1056,7 +1056,7 @@
                 <w:color w:val="1A1A1A"/>
                 <w:sz w:val="20"/>
               </w:rPr>
-              <w:t xml:space="preserve"> and (8/7)</w:t>
+              <w:t xml:space="preserve"> and (10/7)</w:t>
             </w:r>
             <w:r>
               <w:rPr>
@@ -1075,7 +1075,7 @@
                 <w:color w:val="1A1A1A"/>
                 <w:sz w:val="20"/>
               </w:rPr>
-              <w:t>, the sixty-second re-vote before the reveal: is the reciprocal of −7/8 positive or negative?</w:t>
+              <w:t>, the sixty-second re-vote before the reveal: is the reciprocal of −7/10 positive or negative?</w:t>
             </w:r>
           </w:p>
         </w:tc>
@@ -3206,7 +3206,7 @@
                 <w:color w:val="1A1A1A"/>
                 <w:sz w:val="20"/>
               </w:rPr>
-              <w:t>Marco says two negatives make a positive, so (−2/3)</w:t>
+              <w:t>Marco says two negatives make a positive, so (−4/11)</w:t>
             </w:r>
             <w:r>
               <w:rPr>
@@ -3216,7 +3216,7 @@
                 <w:sz w:val="20"/>
                 <w:vertAlign w:val="superscript"/>
               </w:rPr>
-              <w:t>-5</w:t>
+              <w:t>-7</w:t>
             </w:r>
             <w:r>
               <w:rPr>
@@ -3225,7 +3225,7 @@
                 <w:color w:val="1A1A1A"/>
                 <w:sz w:val="20"/>
               </w:rPr>
-              <w:t xml:space="preserve"> is (2/3)</w:t>
+              <w:t xml:space="preserve"> is (4/11)</w:t>
             </w:r>
             <w:r>
               <w:rPr>
@@ -3235,7 +3235,7 @@
                 <w:sz w:val="20"/>
                 <w:vertAlign w:val="superscript"/>
               </w:rPr>
-              <w:t>5</w:t>
+              <w:t>7</w:t>
             </w:r>
             <w:r>
               <w:rPr>
@@ -4495,7 +4495,7 @@
             <w:r>
               <w:drawing>
                 <wp:inline xmlns:a="http://schemas.openxmlformats.org/drawingml/2006/main" xmlns:pic="http://schemas.openxmlformats.org/drawingml/2006/picture">
-                  <wp:extent cx="460247" cy="213360"/>
+                  <wp:extent cx="518160" cy="213360"/>
                   <wp:docPr id="8" name="Picture 8"/>
                   <wp:cNvGraphicFramePr>
                     <a:graphicFrameLocks noChangeAspect="1"/>
@@ -4504,7 +4504,7 @@
                     <a:graphicData uri="http://schemas.openxmlformats.org/drawingml/2006/picture">
                       <pic:pic>
                         <pic:nvPicPr>
-                          <pic:cNvPr id="0" name="51a5d25105e553f2.png"/>
+                          <pic:cNvPr id="0" name="8c4acf6ad0845f89.png"/>
                           <pic:cNvPicPr/>
                         </pic:nvPicPr>
                         <pic:blipFill>
@@ -4516,7 +4516,7 @@
                         <pic:spPr>
                           <a:xfrm>
                             <a:off x="0" y="0"/>
-                            <a:ext cx="460247" cy="213360"/>
+                            <a:ext cx="518160" cy="213360"/>
                           </a:xfrm>
                           <a:prstGeom prst="rect"/>
                         </pic:spPr>
@@ -4564,7 +4564,7 @@
                 <w:color w:val="9E1B32"/>
                 <w:sz w:val="18"/>
               </w:rPr>
-              <w:t>B — (−8/7)</w:t>
+              <w:t>B — (−10/7)</w:t>
             </w:r>
             <w:r>
               <w:rPr>
@@ -4706,7 +4706,7 @@
             <w:r>
               <w:drawing>
                 <wp:inline xmlns:a="http://schemas.openxmlformats.org/drawingml/2006/main" xmlns:pic="http://schemas.openxmlformats.org/drawingml/2006/picture">
-                  <wp:extent cx="880872" cy="216408"/>
+                  <wp:extent cx="877824" cy="219456"/>
                   <wp:docPr id="9" name="Picture 9"/>
                   <wp:cNvGraphicFramePr>
                     <a:graphicFrameLocks noChangeAspect="1"/>
@@ -4715,7 +4715,7 @@
                     <a:graphicData uri="http://schemas.openxmlformats.org/drawingml/2006/picture">
                       <pic:pic>
                         <pic:nvPicPr>
-                          <pic:cNvPr id="0" name="bc168688c9342201.png"/>
+                          <pic:cNvPr id="0" name="ffc5199ec48ec59e.png"/>
                           <pic:cNvPicPr/>
                         </pic:nvPicPr>
                         <pic:blipFill>
@@ -4727,7 +4727,7 @@
                         <pic:spPr>
                           <a:xfrm>
                             <a:off x="0" y="0"/>
-                            <a:ext cx="880872" cy="216408"/>
+                            <a:ext cx="877824" cy="219456"/>
                           </a:xfrm>
                           <a:prstGeom prst="rect"/>
                         </pic:spPr>
@@ -4775,7 +4775,7 @@
                 <w:color w:val="9E1B32"/>
                 <w:sz w:val="18"/>
               </w:rPr>
-              <w:t>C — (5/8)</w:t>
+              <w:t>C — (2/9)</w:t>
             </w:r>
             <w:r>
               <w:rPr>
@@ -4785,7 +4785,7 @@
                 <w:sz w:val="18"/>
                 <w:vertAlign w:val="superscript"/>
               </w:rPr>
-              <w:t>2</w:t>
+              <w:t>4</w:t>
             </w:r>
           </w:p>
         </w:tc>
@@ -4816,7 +4816,7 @@
                 <w:color w:val="1A1A1A"/>
                 <w:sz w:val="18"/>
               </w:rPr>
-              <w:t>(A) flipped a base whose exponent was already positive [negative exponent law applied where no negative exponent remained]; (B) added −2 + (−4) instead of subtracting [quotient law: subtract the exponents]; (D) multiplied −2 · −4 [confused with power of a power]</w:t>
+              <w:t>(A) flipped a base whose exponent was already positive [negative exponent law applied where no negative exponent remained]; (B) added −3 + (−7) instead of subtracting [quotient law: subtract the exponents]; (D) multiplied −3 · −7 [confused with power of a power]</w:t>
             </w:r>
           </w:p>
         </w:tc>
@@ -4888,7 +4888,7 @@
                     <a:graphicData uri="http://schemas.openxmlformats.org/drawingml/2006/picture">
                       <pic:pic>
                         <pic:nvPicPr>
-                          <pic:cNvPr id="0" name="25412e1395e15f77.png"/>
+                          <pic:cNvPr id="0" name="d1c93157003651ec.png"/>
                           <pic:cNvPicPr/>
                         </pic:nvPicPr>
                         <pic:blipFill>
@@ -4935,7 +4935,7 @@
             <w:r>
               <w:drawing>
                 <wp:inline xmlns:a="http://schemas.openxmlformats.org/drawingml/2006/main" xmlns:pic="http://schemas.openxmlformats.org/drawingml/2006/picture">
-                  <wp:extent cx="118872" cy="213360"/>
+                  <wp:extent cx="118872" cy="219456"/>
                   <wp:docPr id="11" name="Picture 11"/>
                   <wp:cNvGraphicFramePr>
                     <a:graphicFrameLocks noChangeAspect="1"/>
@@ -4944,7 +4944,7 @@
                     <a:graphicData uri="http://schemas.openxmlformats.org/drawingml/2006/picture">
                       <pic:pic>
                         <pic:nvPicPr>
-                          <pic:cNvPr id="0" name="33db1f2bb2e45224.png"/>
+                          <pic:cNvPr id="0" name="0819acfefe2ee187.png"/>
                           <pic:cNvPicPr/>
                         </pic:nvPicPr>
                         <pic:blipFill>
@@ -4956,7 +4956,7 @@
                         <pic:spPr>
                           <a:xfrm>
                             <a:off x="0" y="0"/>
-                            <a:ext cx="118872" cy="213360"/>
+                            <a:ext cx="118872" cy="219456"/>
                           </a:xfrm>
                           <a:prstGeom prst="rect"/>
                         </pic:spPr>
@@ -4995,7 +4995,7 @@
                 <w:color w:val="1A1A1A"/>
                 <w:sz w:val="18"/>
               </w:rPr>
-              <w:t>1 — treated (2/5)</w:t>
+              <w:t>1 — treated (3/8)</w:t>
             </w:r>
             <w:r>
               <w:rPr>
@@ -5014,7 +5014,7 @@
                 <w:color w:val="1A1A1A"/>
                 <w:sz w:val="18"/>
               </w:rPr>
-              <w:t xml:space="preserve"> as 2/5 and multiplied by its reciprocal [negative exponent law not applied]; 5/2 — only one factor counted</w:t>
+              <w:t xml:space="preserve"> as 3/8 and multiplied by its reciprocal [negative exponent law not applied]; 8/3 — only one factor counted</w:t>
             </w:r>
           </w:p>
         </w:tc>
@@ -5298,7 +5298,7 @@
                 <w:color w:val="1A1A1A"/>
                 <w:sz w:val="18"/>
               </w:rPr>
-              <w:t>Marco says (−2/3)</w:t>
+              <w:t>Marco says (−4/11)</w:t>
             </w:r>
             <w:r>
               <w:rPr>
@@ -5308,7 +5308,7 @@
                 <w:sz w:val="18"/>
                 <w:vertAlign w:val="superscript"/>
               </w:rPr>
-              <w:t>-5</w:t>
+              <w:t>-7</w:t>
             </w:r>
             <w:r>
               <w:rPr>
@@ -5317,7 +5317,7 @@
                 <w:color w:val="1A1A1A"/>
                 <w:sz w:val="18"/>
               </w:rPr>
-              <w:t xml:space="preserve"> can be rewritten as (2/3)</w:t>
+              <w:t xml:space="preserve"> can be rewritten as (4/11)</w:t>
             </w:r>
             <w:r>
               <w:rPr>
@@ -5327,7 +5327,7 @@
                 <w:sz w:val="18"/>
                 <w:vertAlign w:val="superscript"/>
               </w:rPr>
-              <w:t>5</w:t>
+              <w:t>7</w:t>
             </w:r>
             <w:r>
               <w:rPr>
@@ -5367,7 +5367,7 @@
                 <w:color w:val="9E1B32"/>
                 <w:sz w:val="18"/>
               </w:rPr>
-              <w:t>No — (−2/3)</w:t>
+              <w:t>No — (−4/11)</w:t>
             </w:r>
             <w:r>
               <w:rPr>
@@ -5377,7 +5377,7 @@
                 <w:sz w:val="18"/>
                 <w:vertAlign w:val="superscript"/>
               </w:rPr>
-              <w:t>-5</w:t>
+              <w:t>-7</w:t>
             </w:r>
             <w:r>
               <w:rPr>
@@ -5386,7 +5386,7 @@
                 <w:color w:val="9E1B32"/>
                 <w:sz w:val="18"/>
               </w:rPr>
-              <w:t xml:space="preserve"> = (−3/2)</w:t>
+              <w:t xml:space="preserve"> = (−11/4)</w:t>
             </w:r>
             <w:r>
               <w:rPr>
@@ -5396,7 +5396,7 @@
                 <w:sz w:val="18"/>
                 <w:vertAlign w:val="superscript"/>
               </w:rPr>
-              <w:t>5</w:t>
+              <w:t>7</w:t>
             </w:r>
           </w:p>
         </w:tc>
